--- a/content-src/docx/R TLS 2000 09 15 Elites.docx
+++ b/content-src/docx/R TLS 2000 09 15 Elites.docx
@@ -26,13 +26,7 @@
         <w:br/>
       </w:r>
       <w:r>
-        <w:t xml:space="preserve">210pp. Allen Lane The Penguin Press. £18.99. TLS £14.99.</w:t>
-      </w:r>
-      <w:r>
-        <w:br/>
-      </w:r>
-      <w:r>
-        <w:t xml:space="preserve">0713 993170&lt;/details&gt;</w:t>
+        <w:t xml:space="preserve">210pp. Allen Lane The Penguin Press. £18.99. TLS £14.99.&lt;/details&gt;</w:t>
       </w:r>
     </w:p>
     <w:p>

--- a/content-src/docx/R TLS 2000 09 15 Elites.docx
+++ b/content-src/docx/R TLS 2000 09 15 Elites.docx
@@ -27,6 +27,11 @@
       </w:r>
       <w:r>
         <w:t xml:space="preserve">210pp. Allen Lane The Penguin Press. £18.99. TLS £14.99.&lt;/details&gt;</w:t>
+      </w:r>
+    </w:p>
+    <w:p>
+      <w:r>
+        <w:t xml:space="preserve">&lt;category&gt;politics&lt;/category&gt;</w:t>
       </w:r>
     </w:p>
     <w:p>
